--- a/server/templates/library/work-health-and-safety-policy/template.docx
+++ b/server/templates/library/work-health-and-safety-policy/template.docx
@@ -15272,7 +15272,7 @@
               <w:szCs w:val="16"/>
               <w:rtl w:val="0"/>
             </w:rPr>
-            <w:t>The Board of Spring 2 Health Pty Ltd</w:t>
+            <w:t>The Board of {org.legal_name}</w:t>
           </w:r>
           <w:r>
             <w:rPr>
@@ -15646,7 +15646,7 @@
         <w:szCs w:val="28"/>
         <w:rtl w:val="0"/>
       </w:rPr>
-      <w:t>Spring 2 Health ABN 71 665 820 986</w:t>
+      <w:t>{org.name} ABN {org.abn}</w:t>
     </w:r>
     <w:r>
       <w:rPr>
@@ -15934,7 +15934,7 @@
         <w:b w:val="1"/>
         <w:rtl w:val="0"/>
       </w:rPr>
-      <w:t>Spring 2 Health</w:t>
+      <w:t>{org.name}</w:t>
     </w:r>
     <w:r>
       <w:rPr>

--- a/server/templates/library/work-health-and-safety-policy/template.docx
+++ b/server/templates/library/work-health-and-safety-policy/template.docx
@@ -15610,6 +15610,15 @@
 <w:hdr xmlns:mc="http://schemas.openxmlformats.org/markup-compatibility/2006" xmlns:o="urn:schemas-microsoft-com:office:office" xmlns:r="http://schemas.openxmlformats.org/officeDocument/2006/relationships" xmlns:m="http://schemas.openxmlformats.org/officeDocument/2006/math" xmlns:v="urn:schemas-microsoft-com:vml" xmlns:wp="http://schemas.openxmlformats.org/drawingml/2006/wordprocessingDrawing" xmlns:w10="urn:schemas-microsoft-com:office:word" xmlns:w="http://schemas.openxmlformats.org/wordprocessingml/2006/main" xmlns:wne="http://schemas.microsoft.com/office/word/2006/wordml" xmlns:sl="http://schemas.openxmlformats.org/schemaLibrary/2006/main" xmlns:a="http://schemas.openxmlformats.org/drawingml/2006/main" xmlns:pic="http://schemas.openxmlformats.org/drawingml/2006/picture" xmlns:c="http://schemas.openxmlformats.org/drawingml/2006/chart" xmlns:lc="http://schemas.openxmlformats.org/drawingml/2006/lockedCanvas" xmlns:dgm="http://schemas.openxmlformats.org/drawingml/2006/diagram" xmlns:wps="http://schemas.microsoft.com/office/word/2010/wordprocessingShape" xmlns:wpg="http://schemas.microsoft.com/office/word/2010/wordprocessingGroup" xmlns:w14="http://schemas.microsoft.com/office/word/2010/wordml" xmlns:w15="http://schemas.microsoft.com/office/word/2012/wordml">
   <w:p>
     <w:pPr>
+      <w:spacing w:before="0" w:after="80"/>
+      <w:jc w:val="left"/>
+    </w:pPr>
+    <w:r>
+      <w:t xml:space="preserve">{%org_logo}</w:t>
+    </w:r>
+  </w:p>
+  <w:p>
+    <w:pPr>
       <w:keepNext w:val="0"/>
       <w:keepLines w:val="0"/>
       <w:pageBreakBefore w:val="0"/>
@@ -15708,6 +15717,15 @@
 
 <file path=word/header2.xml><?xml version="1.0" encoding="utf-8"?>
 <w:hdr xmlns:mc="http://schemas.openxmlformats.org/markup-compatibility/2006" xmlns:o="urn:schemas-microsoft-com:office:office" xmlns:r="http://schemas.openxmlformats.org/officeDocument/2006/relationships" xmlns:m="http://schemas.openxmlformats.org/officeDocument/2006/math" xmlns:v="urn:schemas-microsoft-com:vml" xmlns:wp="http://schemas.openxmlformats.org/drawingml/2006/wordprocessingDrawing" xmlns:w10="urn:schemas-microsoft-com:office:word" xmlns:w="http://schemas.openxmlformats.org/wordprocessingml/2006/main" xmlns:wne="http://schemas.microsoft.com/office/word/2006/wordml" xmlns:sl="http://schemas.openxmlformats.org/schemaLibrary/2006/main" xmlns:a="http://schemas.openxmlformats.org/drawingml/2006/main" xmlns:pic="http://schemas.openxmlformats.org/drawingml/2006/picture" xmlns:c="http://schemas.openxmlformats.org/drawingml/2006/chart" xmlns:lc="http://schemas.openxmlformats.org/drawingml/2006/lockedCanvas" xmlns:dgm="http://schemas.openxmlformats.org/drawingml/2006/diagram" xmlns:wps="http://schemas.microsoft.com/office/word/2010/wordprocessingShape" xmlns:wpg="http://schemas.microsoft.com/office/word/2010/wordprocessingGroup" xmlns:w14="http://schemas.microsoft.com/office/word/2010/wordml" xmlns:w15="http://schemas.microsoft.com/office/word/2012/wordml">
+  <w:p>
+    <w:pPr>
+      <w:spacing w:before="0" w:after="80"/>
+      <w:jc w:val="left"/>
+    </w:pPr>
+    <w:r>
+      <w:t xml:space="preserve">{%org_logo}</w:t>
+    </w:r>
+  </w:p>
   <w:p>
     <w:pPr>
       <w:keepNext w:val="0"/>
@@ -15897,6 +15915,15 @@
 <w:hdr xmlns:mc="http://schemas.openxmlformats.org/markup-compatibility/2006" xmlns:o="urn:schemas-microsoft-com:office:office" xmlns:r="http://schemas.openxmlformats.org/officeDocument/2006/relationships" xmlns:m="http://schemas.openxmlformats.org/officeDocument/2006/math" xmlns:v="urn:schemas-microsoft-com:vml" xmlns:wp="http://schemas.openxmlformats.org/drawingml/2006/wordprocessingDrawing" xmlns:w10="urn:schemas-microsoft-com:office:word" xmlns:w="http://schemas.openxmlformats.org/wordprocessingml/2006/main" xmlns:wne="http://schemas.microsoft.com/office/word/2006/wordml" xmlns:sl="http://schemas.openxmlformats.org/schemaLibrary/2006/main" xmlns:a="http://schemas.openxmlformats.org/drawingml/2006/main" xmlns:pic="http://schemas.openxmlformats.org/drawingml/2006/picture" xmlns:c="http://schemas.openxmlformats.org/drawingml/2006/chart" xmlns:lc="http://schemas.openxmlformats.org/drawingml/2006/lockedCanvas" xmlns:dgm="http://schemas.openxmlformats.org/drawingml/2006/diagram" xmlns:wps="http://schemas.microsoft.com/office/word/2010/wordprocessingShape" xmlns:wpg="http://schemas.microsoft.com/office/word/2010/wordprocessingGroup" xmlns:w14="http://schemas.microsoft.com/office/word/2010/wordml" xmlns:w15="http://schemas.microsoft.com/office/word/2012/wordml">
   <w:p>
     <w:pPr>
+      <w:spacing w:before="0" w:after="80"/>
+      <w:jc w:val="left"/>
+    </w:pPr>
+    <w:r>
+      <w:t xml:space="preserve">{%org_logo}</w:t>
+    </w:r>
+  </w:p>
+  <w:p>
+    <w:pPr>
       <w:keepNext w:val="0"/>
       <w:keepLines w:val="0"/>
       <w:pageBreakBefore w:val="0"/>
@@ -16063,6 +16090,15 @@
 
 <file path=word/header4.xml><?xml version="1.0" encoding="utf-8"?>
 <w:hdr xmlns:mc="http://schemas.openxmlformats.org/markup-compatibility/2006" xmlns:o="urn:schemas-microsoft-com:office:office" xmlns:r="http://schemas.openxmlformats.org/officeDocument/2006/relationships" xmlns:m="http://schemas.openxmlformats.org/officeDocument/2006/math" xmlns:v="urn:schemas-microsoft-com:vml" xmlns:wp="http://schemas.openxmlformats.org/drawingml/2006/wordprocessingDrawing" xmlns:w10="urn:schemas-microsoft-com:office:word" xmlns:w="http://schemas.openxmlformats.org/wordprocessingml/2006/main" xmlns:wne="http://schemas.microsoft.com/office/word/2006/wordml" xmlns:sl="http://schemas.openxmlformats.org/schemaLibrary/2006/main" xmlns:a="http://schemas.openxmlformats.org/drawingml/2006/main" xmlns:pic="http://schemas.openxmlformats.org/drawingml/2006/picture" xmlns:c="http://schemas.openxmlformats.org/drawingml/2006/chart" xmlns:lc="http://schemas.openxmlformats.org/drawingml/2006/lockedCanvas" xmlns:dgm="http://schemas.openxmlformats.org/drawingml/2006/diagram" xmlns:wps="http://schemas.microsoft.com/office/word/2010/wordprocessingShape" xmlns:wpg="http://schemas.microsoft.com/office/word/2010/wordprocessingGroup" xmlns:w14="http://schemas.microsoft.com/office/word/2010/wordml" xmlns:w15="http://schemas.microsoft.com/office/word/2012/wordml">
+  <w:p>
+    <w:pPr>
+      <w:spacing w:before="0" w:after="80"/>
+      <w:jc w:val="left"/>
+    </w:pPr>
+    <w:r>
+      <w:t xml:space="preserve">{%org_logo}</w:t>
+    </w:r>
+  </w:p>
   <w:p>
     <w:pPr>
       <w:keepNext w:val="0"/>

--- a/server/templates/library/work-health-and-safety-policy/template.docx
+++ b/server/templates/library/work-health-and-safety-policy/template.docx
@@ -181,11 +181,6 @@
         <w:t>In this regard, {org.name} aims to demonstrate each of the following quality indicators through the application of this Policy and the relevant systems, procedures, workflows and other strategies referred to in this Policy and the Related Documentation:</w:t>
         <w:tab/>
       </w:r>
-      <w:r>
-        <w:rPr>
-          <w:rtl w:val="0"/>
-        </w:rPr>
-      </w:r>
     </w:p>
     <w:p>
       <w:pPr>
@@ -259,11 +254,6 @@
           <w:rtl w:val="0"/>
         </w:rPr>
         <w:t>incident management;</w:t>
-      </w:r>
-      <w:r>
-        <w:rPr>
-          <w:rtl w:val="0"/>
-        </w:rPr>
       </w:r>
     </w:p>
     <w:p>
@@ -1400,11 +1390,6 @@
         </w:rPr>
         <w:t xml:space="preserve"> means a person specified as the representative of the client in the client’s Service Agreement or any person who provides personal care, support or help to a client and is not engaged as a paid or volunteer worker, often a family member or guardian (if any).</w:t>
       </w:r>
-      <w:r>
-        <w:rPr>
-          <w:rtl w:val="0"/>
-        </w:rPr>
-      </w:r>
     </w:p>
     <w:p>
       <w:pPr>
@@ -1531,18 +1516,7 @@
         <w:rPr>
           <w:rtl w:val="0"/>
         </w:rPr>
-        <w:t xml:space="preserve"> all applicable work health and safety laws, regulations and codes of practice applicable to the {org.name} from time to time including</w:t>
-      </w:r>
-      <w:r>
-        <w:rPr>
-          <w:rtl w:val="0"/>
-        </w:rPr>
-        <w:t>:</w:t>
-      </w:r>
-      <w:r>
-        <w:rPr>
-          <w:rtl w:val="0"/>
-        </w:rPr>
+        <w:t xml:space="preserve"> all applicable work health and safety laws, regulations and codes of practice applicable to the {org.name} from time to time including:</w:t>
       </w:r>
     </w:p>
     <w:p>
@@ -1776,11 +1750,6 @@
           <w:rtl w:val="0"/>
         </w:rPr>
         <w:t>The {org.name} Work Health &amp; Safety Policy reflects our commitment to safety culture and demonstrates our commitment to the physical and psychological health and wellbeing of workers.</w:t>
-      </w:r>
-      <w:r>
-        <w:rPr>
-          <w:rtl w:val="0"/>
-        </w:rPr>
       </w:r>
     </w:p>
     <w:p>
@@ -4000,11 +3969,6 @@
               </w:rPr>
               <w:t xml:space="preserve">The list of potential hazards and potential risks and potential controls set out in the Managing and Reducing Known Risks Matrix is not exhaustive. Other hazards, risks and controls may be identified when undertaking a thorough Risk Management process. </w:t>
             </w:r>
-            <w:r>
-              <w:rPr>
-                <w:rtl w:val="0"/>
-              </w:rPr>
-            </w:r>
           </w:p>
           <w:p>
             <w:pPr>
@@ -5475,11 +5439,6 @@
                 <w:rtl w:val="0"/>
               </w:rPr>
               <w:t>.</w:t>
-            </w:r>
-            <w:r>
-              <w:rPr>
-                <w:rtl w:val="0"/>
-              </w:rPr>
             </w:r>
           </w:p>
           <w:p>
@@ -6591,11 +6550,6 @@
         </w:rPr>
         <w:t>Legislation, Rules, Guidelines and Policies apply to this Policy and Related Documentation as set out in the Legislation Register.</w:t>
       </w:r>
-      <w:r>
-        <w:rPr>
-          <w:rtl w:val="0"/>
-        </w:rPr>
-      </w:r>
     </w:p>
     <w:p>
       <w:pPr>
@@ -6742,7 +6696,7 @@
         <w:rPr>
           <w:rtl w:val="0"/>
         </w:rPr>
-        <w:t>The Board of {org.legal_name}</w:t>
+        <w:t>{org.signatory.name}, Director of {org.legal_name}</w:t>
       </w:r>
     </w:p>
     <w:p>
@@ -8192,11 +8146,6 @@
               </w:rPr>
               <w:t>All workers</w:t>
             </w:r>
-            <w:r>
-              <w:rPr>
-                <w:rtl w:val="0"/>
-              </w:rPr>
-            </w:r>
           </w:p>
         </w:tc>
       </w:tr>
@@ -8486,11 +8435,6 @@
               </w:rPr>
               <w:t>All workers</w:t>
             </w:r>
-            <w:r>
-              <w:rPr>
-                <w:rtl w:val="0"/>
-              </w:rPr>
-            </w:r>
           </w:p>
         </w:tc>
       </w:tr>
@@ -9052,11 +8996,6 @@
               </w:rPr>
               <w:t>All workers</w:t>
             </w:r>
-            <w:r>
-              <w:rPr>
-                <w:rtl w:val="0"/>
-              </w:rPr>
-            </w:r>
           </w:p>
         </w:tc>
       </w:tr>
@@ -9485,11 +9424,6 @@
               </w:rPr>
               <w:t xml:space="preserve">Repeated refusal of requests for leave or training without adequate explanation or suggestion of alternatives. </w:t>
             </w:r>
-            <w:r>
-              <w:rPr>
-                <w:rtl w:val="0"/>
-              </w:rPr>
-            </w:r>
           </w:p>
           <w:p>
             <w:pPr>
@@ -9826,11 +9760,6 @@
               </w:rPr>
               <w:t>All workers</w:t>
             </w:r>
-            <w:r>
-              <w:rPr>
-                <w:rtl w:val="0"/>
-              </w:rPr>
-            </w:r>
           </w:p>
         </w:tc>
       </w:tr>
@@ -10199,11 +10128,6 @@
               </w:rPr>
               <w:t>All workers</w:t>
             </w:r>
-            <w:r>
-              <w:rPr>
-                <w:rtl w:val="0"/>
-              </w:rPr>
-            </w:r>
           </w:p>
         </w:tc>
       </w:tr>
@@ -10270,16 +10194,7 @@
           <w:szCs w:val="28"/>
           <w:rtl w:val="0"/>
         </w:rPr>
-        <w:t xml:space="preserve">Schedule 2 - </w:t>
-      </w:r>
-      <w:r>
-        <w:rPr>
-          <w:b w:val="1"/>
-          <w:sz w:val="28"/>
-          <w:szCs w:val="28"/>
-          <w:rtl w:val="0"/>
-        </w:rPr>
-        <w:t>Work Health and Safety Risk Management Process</w:t>
+        <w:t xml:space="preserve">Schedule 2 - Work Health and Safety Risk Management Process</w:t>
       </w:r>
     </w:p>
     <w:tbl>
@@ -11240,11 +11155,6 @@
               </w:rPr>
               <w:t>.</w:t>
             </w:r>
-            <w:r>
-              <w:rPr>
-                <w:rtl w:val="0"/>
-              </w:rPr>
-            </w:r>
           </w:p>
           <w:p>
             <w:pPr>
@@ -12079,23 +11989,7 @@
                 <w:vertAlign w:val="baseline"/>
                 <w:rtl w:val="0"/>
               </w:rPr>
-              <w:t>the</w:t>
-            </w:r>
-            <w:r>
-              <w:rPr>
-                <w:rFonts w:ascii="Arial" w:cs="Arial" w:eastAsia="Arial" w:hAnsi="Arial"/>
-                <w:b w:val="0"/>
-                <w:i w:val="0"/>
-                <w:smallCaps w:val="0"/>
-                <w:strike w:val="0"/>
-                <w:color w:val="000000"/>
-                <w:sz w:val="20"/>
-                <w:szCs w:val="20"/>
-                <w:u w:val="none"/>
-                <w:vertAlign w:val="baseline"/>
-                <w:rtl w:val="0"/>
-              </w:rPr>
-              <w:t xml:space="preserve"> work activity involves a number of different hazards and there is a lack of understanding about how the hazards may interact with each other to produce new or greater risks.</w:t>
+              <w:t xml:space="preserve">the work activity involves a number of different hazards and there is a lack of understanding about how the hazards may interact with each other to produce new or greater risks.</w:t>
             </w:r>
           </w:p>
           <w:p>
@@ -14845,11 +14739,6 @@
               </w:rPr>
               <w:t xml:space="preserve"> of this Policy.</w:t>
             </w:r>
-            <w:r>
-              <w:rPr>
-                <w:rtl w:val="0"/>
-              </w:rPr>
-            </w:r>
           </w:p>
           <w:p>
             <w:pPr>
@@ -15003,11 +14892,6 @@
         </w:rPr>
         <w:t>Legislation, Rules, Guidelines and Policies apply to this Policy and Related Documentation as set out in the Legislation Register.</w:t>
       </w:r>
-      <w:r>
-        <w:rPr>
-          <w:rtl w:val="0"/>
-        </w:rPr>
-      </w:r>
     </w:p>
     <w:p>
       <w:pPr>
@@ -15093,7 +14977,7 @@
         <w:rPr>
           <w:rtl w:val="0"/>
         </w:rPr>
-        <w:t>The Board of {org.legal_name}</w:t>
+        <w:t>{org.signatory.name}, Director of {org.legal_name}</w:t>
       </w:r>
     </w:p>
     <w:p>
@@ -15156,11 +15040,6 @@
           <w:rtl w:val="0"/>
         </w:rPr>
         <w:t>1</w:t>
-      </w:r>
-      <w:r>
-        <w:rPr>
-          <w:rtl w:val="0"/>
-        </w:rPr>
       </w:r>
     </w:p>
     <w:p>

--- a/server/templates/library/work-health-and-safety-policy/template.docx
+++ b/server/templates/library/work-health-and-safety-policy/template.docx
@@ -181,6 +181,11 @@
         <w:t>In this regard, {org.name} aims to demonstrate each of the following quality indicators through the application of this Policy and the relevant systems, procedures, workflows and other strategies referred to in this Policy and the Related Documentation:</w:t>
         <w:tab/>
       </w:r>
+      <w:r>
+        <w:rPr>
+          <w:rtl w:val="0"/>
+        </w:rPr>
+      </w:r>
     </w:p>
     <w:p>
       <w:pPr>
@@ -254,6 +259,11 @@
           <w:rtl w:val="0"/>
         </w:rPr>
         <w:t>incident management;</w:t>
+      </w:r>
+      <w:r>
+        <w:rPr>
+          <w:rtl w:val="0"/>
+        </w:rPr>
       </w:r>
     </w:p>
     <w:p>
@@ -1390,6 +1400,11 @@
         </w:rPr>
         <w:t xml:space="preserve"> means a person specified as the representative of the client in the client’s Service Agreement or any person who provides personal care, support or help to a client and is not engaged as a paid or volunteer worker, often a family member or guardian (if any).</w:t>
       </w:r>
+      <w:r>
+        <w:rPr>
+          <w:rtl w:val="0"/>
+        </w:rPr>
+      </w:r>
     </w:p>
     <w:p>
       <w:pPr>
@@ -1516,7 +1531,18 @@
         <w:rPr>
           <w:rtl w:val="0"/>
         </w:rPr>
-        <w:t xml:space="preserve"> all applicable work health and safety laws, regulations and codes of practice applicable to the {org.name} from time to time including:</w:t>
+        <w:t xml:space="preserve"> all applicable work health and safety laws, regulations and codes of practice applicable to the {org.name} from time to time including</w:t>
+      </w:r>
+      <w:r>
+        <w:rPr>
+          <w:rtl w:val="0"/>
+        </w:rPr>
+        <w:t>:</w:t>
+      </w:r>
+      <w:r>
+        <w:rPr>
+          <w:rtl w:val="0"/>
+        </w:rPr>
       </w:r>
     </w:p>
     <w:p>
@@ -1750,6 +1776,11 @@
           <w:rtl w:val="0"/>
         </w:rPr>
         <w:t>The {org.name} Work Health &amp; Safety Policy reflects our commitment to safety culture and demonstrates our commitment to the physical and psychological health and wellbeing of workers.</w:t>
+      </w:r>
+      <w:r>
+        <w:rPr>
+          <w:rtl w:val="0"/>
+        </w:rPr>
       </w:r>
     </w:p>
     <w:p>
@@ -3969,6 +4000,11 @@
               </w:rPr>
               <w:t xml:space="preserve">The list of potential hazards and potential risks and potential controls set out in the Managing and Reducing Known Risks Matrix is not exhaustive. Other hazards, risks and controls may be identified when undertaking a thorough Risk Management process. </w:t>
             </w:r>
+            <w:r>
+              <w:rPr>
+                <w:rtl w:val="0"/>
+              </w:rPr>
+            </w:r>
           </w:p>
           <w:p>
             <w:pPr>
@@ -5439,6 +5475,11 @@
                 <w:rtl w:val="0"/>
               </w:rPr>
               <w:t>.</w:t>
+            </w:r>
+            <w:r>
+              <w:rPr>
+                <w:rtl w:val="0"/>
+              </w:rPr>
             </w:r>
           </w:p>
           <w:p>
@@ -6550,6 +6591,11 @@
         </w:rPr>
         <w:t>Legislation, Rules, Guidelines and Policies apply to this Policy and Related Documentation as set out in the Legislation Register.</w:t>
       </w:r>
+      <w:r>
+        <w:rPr>
+          <w:rtl w:val="0"/>
+        </w:rPr>
+      </w:r>
     </w:p>
     <w:p>
       <w:pPr>
@@ -6696,7 +6742,7 @@
         <w:rPr>
           <w:rtl w:val="0"/>
         </w:rPr>
-        <w:t>{org.signatory.name}, Director of {org.legal_name}</w:t>
+        <w:t>The Board of {org.legal_name}</w:t>
       </w:r>
     </w:p>
     <w:p>
@@ -8146,6 +8192,11 @@
               </w:rPr>
               <w:t>All workers</w:t>
             </w:r>
+            <w:r>
+              <w:rPr>
+                <w:rtl w:val="0"/>
+              </w:rPr>
+            </w:r>
           </w:p>
         </w:tc>
       </w:tr>
@@ -8435,6 +8486,11 @@
               </w:rPr>
               <w:t>All workers</w:t>
             </w:r>
+            <w:r>
+              <w:rPr>
+                <w:rtl w:val="0"/>
+              </w:rPr>
+            </w:r>
           </w:p>
         </w:tc>
       </w:tr>
@@ -8996,6 +9052,11 @@
               </w:rPr>
               <w:t>All workers</w:t>
             </w:r>
+            <w:r>
+              <w:rPr>
+                <w:rtl w:val="0"/>
+              </w:rPr>
+            </w:r>
           </w:p>
         </w:tc>
       </w:tr>
@@ -9424,6 +9485,11 @@
               </w:rPr>
               <w:t xml:space="preserve">Repeated refusal of requests for leave or training without adequate explanation or suggestion of alternatives. </w:t>
             </w:r>
+            <w:r>
+              <w:rPr>
+                <w:rtl w:val="0"/>
+              </w:rPr>
+            </w:r>
           </w:p>
           <w:p>
             <w:pPr>
@@ -9760,6 +9826,11 @@
               </w:rPr>
               <w:t>All workers</w:t>
             </w:r>
+            <w:r>
+              <w:rPr>
+                <w:rtl w:val="0"/>
+              </w:rPr>
+            </w:r>
           </w:p>
         </w:tc>
       </w:tr>
@@ -10128,6 +10199,11 @@
               </w:rPr>
               <w:t>All workers</w:t>
             </w:r>
+            <w:r>
+              <w:rPr>
+                <w:rtl w:val="0"/>
+              </w:rPr>
+            </w:r>
           </w:p>
         </w:tc>
       </w:tr>
@@ -10194,7 +10270,16 @@
           <w:szCs w:val="28"/>
           <w:rtl w:val="0"/>
         </w:rPr>
-        <w:t xml:space="preserve">Schedule 2 - Work Health and Safety Risk Management Process</w:t>
+        <w:t xml:space="preserve">Schedule 2 - </w:t>
+      </w:r>
+      <w:r>
+        <w:rPr>
+          <w:b w:val="1"/>
+          <w:sz w:val="28"/>
+          <w:szCs w:val="28"/>
+          <w:rtl w:val="0"/>
+        </w:rPr>
+        <w:t>Work Health and Safety Risk Management Process</w:t>
       </w:r>
     </w:p>
     <w:tbl>
@@ -11155,6 +11240,11 @@
               </w:rPr>
               <w:t>.</w:t>
             </w:r>
+            <w:r>
+              <w:rPr>
+                <w:rtl w:val="0"/>
+              </w:rPr>
+            </w:r>
           </w:p>
           <w:p>
             <w:pPr>
@@ -11989,7 +12079,23 @@
                 <w:vertAlign w:val="baseline"/>
                 <w:rtl w:val="0"/>
               </w:rPr>
-              <w:t xml:space="preserve">the work activity involves a number of different hazards and there is a lack of understanding about how the hazards may interact with each other to produce new or greater risks.</w:t>
+              <w:t>the</w:t>
+            </w:r>
+            <w:r>
+              <w:rPr>
+                <w:rFonts w:ascii="Arial" w:cs="Arial" w:eastAsia="Arial" w:hAnsi="Arial"/>
+                <w:b w:val="0"/>
+                <w:i w:val="0"/>
+                <w:smallCaps w:val="0"/>
+                <w:strike w:val="0"/>
+                <w:color w:val="000000"/>
+                <w:sz w:val="20"/>
+                <w:szCs w:val="20"/>
+                <w:u w:val="none"/>
+                <w:vertAlign w:val="baseline"/>
+                <w:rtl w:val="0"/>
+              </w:rPr>
+              <w:t xml:space="preserve"> work activity involves a number of different hazards and there is a lack of understanding about how the hazards may interact with each other to produce new or greater risks.</w:t>
             </w:r>
           </w:p>
           <w:p>
@@ -14739,6 +14845,11 @@
               </w:rPr>
               <w:t xml:space="preserve"> of this Policy.</w:t>
             </w:r>
+            <w:r>
+              <w:rPr>
+                <w:rtl w:val="0"/>
+              </w:rPr>
+            </w:r>
           </w:p>
           <w:p>
             <w:pPr>
@@ -14892,6 +15003,11 @@
         </w:rPr>
         <w:t>Legislation, Rules, Guidelines and Policies apply to this Policy and Related Documentation as set out in the Legislation Register.</w:t>
       </w:r>
+      <w:r>
+        <w:rPr>
+          <w:rtl w:val="0"/>
+        </w:rPr>
+      </w:r>
     </w:p>
     <w:p>
       <w:pPr>
@@ -14977,7 +15093,7 @@
         <w:rPr>
           <w:rtl w:val="0"/>
         </w:rPr>
-        <w:t>{org.signatory.name}, Director of {org.legal_name}</w:t>
+        <w:t>The Board of {org.legal_name}</w:t>
       </w:r>
     </w:p>
     <w:p>
@@ -15040,6 +15156,11 @@
           <w:rtl w:val="0"/>
         </w:rPr>
         <w:t>1</w:t>
+      </w:r>
+      <w:r>
+        <w:rPr>
+          <w:rtl w:val="0"/>
+        </w:rPr>
       </w:r>
     </w:p>
     <w:p>
